--- a/Workshop3/bitacora.docx
+++ b/Workshop3/bitacora.docx
@@ -3,6 +3,14 @@
 <w:document xmlns:wpc="http://schemas.microsoft.com/office/word/2010/wordprocessingCanvas" xmlns:cx="http://schemas.microsoft.com/office/drawing/2014/chartex" xmlns:cx1="http://schemas.microsoft.com/office/drawing/2015/9/8/chartex" xmlns:cx2="http://schemas.microsoft.com/office/drawing/2015/10/21/chartex" xmlns:cx3="http://schemas.microsoft.com/office/drawing/2016/5/9/chartex" xmlns:cx4="http://schemas.microsoft.com/office/drawing/2016/5/10/chartex" xmlns:cx5="http://schemas.microsoft.com/office/drawing/2016/5/11/chartex" xmlns:cx6="http://schemas.microsoft.com/office/drawing/2016/5/12/chartex" xmlns:cx7="http://schemas.microsoft.com/office/drawing/2016/5/13/chartex" xmlns:cx8="http://schemas.microsoft.com/office/drawing/2016/5/14/chartex" xmlns:mc="http://schemas.openxmlformats.org/markup-compatibility/2006" xmlns:aink="http://schemas.microsoft.com/office/drawing/2016/ink" xmlns:am3d="http://schemas.microsoft.com/office/drawing/2017/model3d" xmlns:o="urn:schemas-microsoft-com:office:office" xmlns:oel="http://schemas.microsoft.com/office/2019/extlst" xmlns:r="http://schemas.openxmlformats.org/officeDocument/2006/relationships" xmlns:m="http://schemas.openxmlformats.org/officeDocument/2006/math" xmlns:v="urn:schemas-microsoft-com:vml" xmlns:wp14="http://schemas.microsoft.com/office/word/2010/wordprocessingDrawing" xmlns:wp="http://schemas.openxmlformats.org/drawingml/2006/wordprocessingDrawing" xmlns:w10="urn:schemas-microsoft-com:office:word" xmlns:w="http://schemas.openxmlformats.org/wordprocessingml/2006/main" xmlns:w14="http://schemas.microsoft.com/office/word/2010/wordml" xmlns:w15="http://schemas.microsoft.com/office/word/2012/wordml" xmlns:w16cex="http://schemas.microsoft.com/office/word/2018/wordml/cex" xmlns:w16cid="http://schemas.microsoft.com/office/word/2016/wordml/cid" xmlns:w16="http://schemas.microsoft.com/office/word/2018/wordml" xmlns:w16du="http://schemas.microsoft.com/office/word/2023/wordml/word16du" xmlns:w16sdtdh="http://schemas.microsoft.com/office/word/2020/wordml/sdtdatahash" xmlns:w16sdtfl="http://schemas.microsoft.com/office/word/2024/wordml/sdtformatlock" xmlns:w16se="http://schemas.microsoft.com/office/word/2015/wordml/symex" xmlns:wpg="http://schemas.microsoft.com/office/word/2010/wordprocessingGroup" xmlns:wpi="http://schemas.microsoft.com/office/word/2010/wordprocessingInk" xmlns:wne="http://schemas.microsoft.com/office/word/2006/wordml" xmlns:wps="http://schemas.microsoft.com/office/word/2010/wordprocessingShape" mc:Ignorable="w14 w15 w16se w16cid w16 w16cex w16sdtdh w16sdtfl w16du wp14">
   <w:body>
     <w:p>
+      <w:r>
+        <w:t xml:space="preserve">GITHUB: </w:t>
+      </w:r>
+      <w:r>
+        <w:t>https://github.com/AlejandroSPosada/PI1_Taller_20252</w:t>
+      </w:r>
+    </w:p>
+    <w:p>
       <w:pPr>
         <w:rPr>
           <w:lang w:val="es-CO"/>
@@ -23,6 +31,9 @@
     </w:p>
     <w:p>
       <w:r>
+        <w:rPr>
+          <w:noProof/>
+        </w:rPr>
         <w:drawing>
           <wp:inline distT="0" distB="0" distL="0" distR="0" wp14:anchorId="262F38B8" wp14:editId="16ECA70A">
             <wp:extent cx="5943600" cy="1580515"/>
@@ -119,8 +130,10 @@
       </w:pPr>
       <w:r>
         <w:rPr>
-          <w:lang w:val="es-CO"/>
-        </w:rPr>
+          <w:noProof/>
+          <w:lang w:val="es-CO"/>
+        </w:rPr>
+        <w:lastRenderedPageBreak/>
         <w:drawing>
           <wp:inline distT="0" distB="0" distL="0" distR="0" wp14:anchorId="089E5991" wp14:editId="544BE498">
             <wp:extent cx="4660350" cy="5008880"/>
@@ -168,8 +181,450 @@
         <w:rPr>
           <w:lang w:val="es-CO"/>
         </w:rPr>
+        <w:t>5. PASO 1</w:t>
+      </w:r>
+    </w:p>
+    <w:p>
+      <w:pPr>
+        <w:rPr>
+          <w:lang w:val="es-CO"/>
+        </w:rPr>
+      </w:pPr>
+      <w:r>
+        <w:rPr>
+          <w:lang w:val="es-CO"/>
+        </w:rPr>
+        <w:drawing>
+          <wp:inline distT="0" distB="0" distL="0" distR="0" wp14:anchorId="138F81DC" wp14:editId="7ADB1422">
+            <wp:extent cx="3449320" cy="2707495"/>
+            <wp:effectExtent l="0" t="0" r="0" b="0"/>
+            <wp:docPr id="1006030820" name="Picture 1" descr="A screenshot of a computer&#10;&#10;AI-generated content may be incorrect."/>
+            <wp:cNvGraphicFramePr>
+              <a:graphicFrameLocks xmlns:a="http://schemas.openxmlformats.org/drawingml/2006/main" noChangeAspect="1"/>
+            </wp:cNvGraphicFramePr>
+            <a:graphic xmlns:a="http://schemas.openxmlformats.org/drawingml/2006/main">
+              <a:graphicData uri="http://schemas.openxmlformats.org/drawingml/2006/picture">
+                <pic:pic xmlns:pic="http://schemas.openxmlformats.org/drawingml/2006/picture">
+                  <pic:nvPicPr>
+                    <pic:cNvPr id="1006030820" name="Picture 1" descr="A screenshot of a computer&#10;&#10;AI-generated content may be incorrect."/>
+                    <pic:cNvPicPr/>
+                  </pic:nvPicPr>
+                  <pic:blipFill>
+                    <a:blip r:embed="rId6"/>
+                    <a:stretch>
+                      <a:fillRect/>
+                    </a:stretch>
+                  </pic:blipFill>
+                  <pic:spPr>
+                    <a:xfrm>
+                      <a:off x="0" y="0"/>
+                      <a:ext cx="3453015" cy="2710396"/>
+                    </a:xfrm>
+                    <a:prstGeom prst="rect">
+                      <a:avLst/>
+                    </a:prstGeom>
+                  </pic:spPr>
+                </pic:pic>
+              </a:graphicData>
+            </a:graphic>
+          </wp:inline>
+        </w:drawing>
+      </w:r>
+      <w:r>
+        <w:rPr>
+          <w:lang w:val="es-CO"/>
+        </w:rPr>
+        <w:t xml:space="preserve"> </w:t>
+      </w:r>
+    </w:p>
+    <w:p>
+      <w:pPr>
+        <w:rPr>
+          <w:lang w:val="es-CO"/>
+        </w:rPr>
+      </w:pPr>
+      <w:r>
+        <w:rPr>
+          <w:lang w:val="es-CO"/>
+        </w:rPr>
         <w:lastRenderedPageBreak/>
-        <w:t xml:space="preserve">5. </w:t>
+        <w:drawing>
+          <wp:inline distT="0" distB="0" distL="0" distR="0" wp14:anchorId="61E5AE93" wp14:editId="275DB228">
+            <wp:extent cx="3489960" cy="3742759"/>
+            <wp:effectExtent l="0" t="0" r="0" b="0"/>
+            <wp:docPr id="314272128" name="Picture 1" descr="A screenshot of a movie&#10;&#10;AI-generated content may be incorrect."/>
+            <wp:cNvGraphicFramePr>
+              <a:graphicFrameLocks xmlns:a="http://schemas.openxmlformats.org/drawingml/2006/main" noChangeAspect="1"/>
+            </wp:cNvGraphicFramePr>
+            <a:graphic xmlns:a="http://schemas.openxmlformats.org/drawingml/2006/main">
+              <a:graphicData uri="http://schemas.openxmlformats.org/drawingml/2006/picture">
+                <pic:pic xmlns:pic="http://schemas.openxmlformats.org/drawingml/2006/picture">
+                  <pic:nvPicPr>
+                    <pic:cNvPr id="314272128" name="Picture 1" descr="A screenshot of a movie&#10;&#10;AI-generated content may be incorrect."/>
+                    <pic:cNvPicPr/>
+                  </pic:nvPicPr>
+                  <pic:blipFill>
+                    <a:blip r:embed="rId7"/>
+                    <a:stretch>
+                      <a:fillRect/>
+                    </a:stretch>
+                  </pic:blipFill>
+                  <pic:spPr>
+                    <a:xfrm>
+                      <a:off x="0" y="0"/>
+                      <a:ext cx="3495202" cy="3748381"/>
+                    </a:xfrm>
+                    <a:prstGeom prst="rect">
+                      <a:avLst/>
+                    </a:prstGeom>
+                  </pic:spPr>
+                </pic:pic>
+              </a:graphicData>
+            </a:graphic>
+          </wp:inline>
+        </w:drawing>
+      </w:r>
+    </w:p>
+    <w:p>
+      <w:pPr>
+        <w:rPr>
+          <w:lang w:val="es-CO"/>
+        </w:rPr>
+      </w:pPr>
+      <w:r>
+        <w:rPr>
+          <w:lang w:val="es-CO"/>
+        </w:rPr>
+        <w:t>5. PASO 2</w:t>
+      </w:r>
+    </w:p>
+    <w:p>
+      <w:pPr>
+        <w:rPr>
+          <w:lang w:val="es-CO"/>
+        </w:rPr>
+      </w:pPr>
+      <w:r>
+        <w:rPr>
+          <w:lang w:val="es-CO"/>
+        </w:rPr>
+        <w:drawing>
+          <wp:inline distT="0" distB="0" distL="0" distR="0" wp14:anchorId="3F252F9E" wp14:editId="4D6C0481">
+            <wp:extent cx="3586480" cy="3171889"/>
+            <wp:effectExtent l="0" t="0" r="0" b="9525"/>
+            <wp:docPr id="1369587818" name="Picture 1" descr="A screenshot of a computer program&#10;&#10;AI-generated content may be incorrect."/>
+            <wp:cNvGraphicFramePr>
+              <a:graphicFrameLocks xmlns:a="http://schemas.openxmlformats.org/drawingml/2006/main" noChangeAspect="1"/>
+            </wp:cNvGraphicFramePr>
+            <a:graphic xmlns:a="http://schemas.openxmlformats.org/drawingml/2006/main">
+              <a:graphicData uri="http://schemas.openxmlformats.org/drawingml/2006/picture">
+                <pic:pic xmlns:pic="http://schemas.openxmlformats.org/drawingml/2006/picture">
+                  <pic:nvPicPr>
+                    <pic:cNvPr id="1369587818" name="Picture 1" descr="A screenshot of a computer program&#10;&#10;AI-generated content may be incorrect."/>
+                    <pic:cNvPicPr/>
+                  </pic:nvPicPr>
+                  <pic:blipFill>
+                    <a:blip r:embed="rId8"/>
+                    <a:stretch>
+                      <a:fillRect/>
+                    </a:stretch>
+                  </pic:blipFill>
+                  <pic:spPr>
+                    <a:xfrm>
+                      <a:off x="0" y="0"/>
+                      <a:ext cx="3589648" cy="3174691"/>
+                    </a:xfrm>
+                    <a:prstGeom prst="rect">
+                      <a:avLst/>
+                    </a:prstGeom>
+                  </pic:spPr>
+                </pic:pic>
+              </a:graphicData>
+            </a:graphic>
+          </wp:inline>
+        </w:drawing>
+      </w:r>
+    </w:p>
+    <w:p>
+      <w:pPr>
+        <w:rPr>
+          <w:lang w:val="es-CO"/>
+        </w:rPr>
+      </w:pPr>
+      <w:r>
+        <w:rPr>
+          <w:lang w:val="es-CO"/>
+        </w:rPr>
+        <w:t>6.</w:t>
+      </w:r>
+      <w:r>
+        <w:rPr>
+          <w:lang w:val="es-CO"/>
+        </w:rPr>
+        <w:t xml:space="preserve"> </w:t>
+      </w:r>
+      <w:proofErr w:type="spellStart"/>
+      <w:r>
+        <w:rPr>
+          <w:lang w:val="es-CO"/>
+        </w:rPr>
+        <w:t>prompt</w:t>
+      </w:r>
+      <w:proofErr w:type="spellEnd"/>
+      <w:r>
+        <w:rPr>
+          <w:lang w:val="es-CO"/>
+        </w:rPr>
+        <w:t xml:space="preserve"> = "</w:t>
+      </w:r>
+      <w:proofErr w:type="spellStart"/>
+      <w:r>
+        <w:rPr>
+          <w:lang w:val="es-CO"/>
+        </w:rPr>
+        <w:t>pelicula</w:t>
+      </w:r>
+      <w:proofErr w:type="spellEnd"/>
+      <w:r>
+        <w:rPr>
+          <w:lang w:val="es-CO"/>
+        </w:rPr>
+        <w:t xml:space="preserve"> animada que trata de un grupo de amigos que están buscando su mascota perdida"</w:t>
+      </w:r>
+    </w:p>
+    <w:p>
+      <w:pPr>
+        <w:rPr>
+          <w:lang w:val="es-CO"/>
+        </w:rPr>
+      </w:pPr>
+      <w:r>
+        <w:rPr>
+          <w:lang w:val="es-CO"/>
+        </w:rPr>
+        <w:lastRenderedPageBreak/>
+        <w:drawing>
+          <wp:inline distT="0" distB="0" distL="0" distR="0" wp14:anchorId="2DF530C7" wp14:editId="1FC818BF">
+            <wp:extent cx="5943600" cy="1111885"/>
+            <wp:effectExtent l="0" t="0" r="0" b="0"/>
+            <wp:docPr id="1446955635" name="Picture 1" descr="A screen shot of a computer&#10;&#10;AI-generated content may be incorrect."/>
+            <wp:cNvGraphicFramePr>
+              <a:graphicFrameLocks xmlns:a="http://schemas.openxmlformats.org/drawingml/2006/main" noChangeAspect="1"/>
+            </wp:cNvGraphicFramePr>
+            <a:graphic xmlns:a="http://schemas.openxmlformats.org/drawingml/2006/main">
+              <a:graphicData uri="http://schemas.openxmlformats.org/drawingml/2006/picture">
+                <pic:pic xmlns:pic="http://schemas.openxmlformats.org/drawingml/2006/picture">
+                  <pic:nvPicPr>
+                    <pic:cNvPr id="1446955635" name="Picture 1" descr="A screen shot of a computer&#10;&#10;AI-generated content may be incorrect."/>
+                    <pic:cNvPicPr/>
+                  </pic:nvPicPr>
+                  <pic:blipFill>
+                    <a:blip r:embed="rId9"/>
+                    <a:stretch>
+                      <a:fillRect/>
+                    </a:stretch>
+                  </pic:blipFill>
+                  <pic:spPr>
+                    <a:xfrm>
+                      <a:off x="0" y="0"/>
+                      <a:ext cx="5943600" cy="1111885"/>
+                    </a:xfrm>
+                    <a:prstGeom prst="rect">
+                      <a:avLst/>
+                    </a:prstGeom>
+                  </pic:spPr>
+                </pic:pic>
+              </a:graphicData>
+            </a:graphic>
+          </wp:inline>
+        </w:drawing>
+      </w:r>
+    </w:p>
+    <w:p>
+      <w:pPr>
+        <w:rPr>
+          <w:lang w:val="es-CO"/>
+        </w:rPr>
+      </w:pPr>
+    </w:p>
+    <w:p>
+      <w:pPr>
+        <w:rPr>
+          <w:lang w:val="es-CO"/>
+        </w:rPr>
+      </w:pPr>
+      <w:r>
+        <w:rPr>
+          <w:lang w:val="es-CO"/>
+        </w:rPr>
+        <w:t>7.</w:t>
+      </w:r>
+    </w:p>
+    <w:p>
+      <w:pPr>
+        <w:rPr>
+          <w:lang w:val="es-CO"/>
+        </w:rPr>
+      </w:pPr>
+      <w:r>
+        <w:rPr>
+          <w:lang w:val="es-CO"/>
+        </w:rPr>
+        <w:t xml:space="preserve"> </w:t>
+      </w:r>
+      <w:r>
+        <w:rPr>
+          <w:lang w:val="es-CO"/>
+        </w:rPr>
+        <w:drawing>
+          <wp:inline distT="0" distB="0" distL="0" distR="0" wp14:anchorId="668A6969" wp14:editId="6FDB98BA">
+            <wp:extent cx="4025973" cy="3672840"/>
+            <wp:effectExtent l="0" t="0" r="0" b="3810"/>
+            <wp:docPr id="2015830894" name="Picture 1" descr="A screenshot of a computer program&#10;&#10;AI-generated content may be incorrect."/>
+            <wp:cNvGraphicFramePr>
+              <a:graphicFrameLocks xmlns:a="http://schemas.openxmlformats.org/drawingml/2006/main" noChangeAspect="1"/>
+            </wp:cNvGraphicFramePr>
+            <a:graphic xmlns:a="http://schemas.openxmlformats.org/drawingml/2006/main">
+              <a:graphicData uri="http://schemas.openxmlformats.org/drawingml/2006/picture">
+                <pic:pic xmlns:pic="http://schemas.openxmlformats.org/drawingml/2006/picture">
+                  <pic:nvPicPr>
+                    <pic:cNvPr id="2015830894" name="Picture 1" descr="A screenshot of a computer program&#10;&#10;AI-generated content may be incorrect."/>
+                    <pic:cNvPicPr/>
+                  </pic:nvPicPr>
+                  <pic:blipFill>
+                    <a:blip r:embed="rId10"/>
+                    <a:stretch>
+                      <a:fillRect/>
+                    </a:stretch>
+                  </pic:blipFill>
+                  <pic:spPr>
+                    <a:xfrm>
+                      <a:off x="0" y="0"/>
+                      <a:ext cx="4028262" cy="3674928"/>
+                    </a:xfrm>
+                    <a:prstGeom prst="rect">
+                      <a:avLst/>
+                    </a:prstGeom>
+                  </pic:spPr>
+                </pic:pic>
+              </a:graphicData>
+            </a:graphic>
+          </wp:inline>
+        </w:drawing>
+      </w:r>
+    </w:p>
+    <w:p>
+      <w:r>
+        <w:drawing>
+          <wp:inline distT="0" distB="0" distL="0" distR="0" wp14:anchorId="6C9A5D6D" wp14:editId="2BA86774">
+            <wp:extent cx="4668520" cy="2116296"/>
+            <wp:effectExtent l="0" t="0" r="0" b="0"/>
+            <wp:docPr id="1346996737" name="Picture 1" descr="A computer screen shot of a program&#10;&#10;AI-generated content may be incorrect."/>
+            <wp:cNvGraphicFramePr>
+              <a:graphicFrameLocks xmlns:a="http://schemas.openxmlformats.org/drawingml/2006/main" noChangeAspect="1"/>
+            </wp:cNvGraphicFramePr>
+            <a:graphic xmlns:a="http://schemas.openxmlformats.org/drawingml/2006/main">
+              <a:graphicData uri="http://schemas.openxmlformats.org/drawingml/2006/picture">
+                <pic:pic xmlns:pic="http://schemas.openxmlformats.org/drawingml/2006/picture">
+                  <pic:nvPicPr>
+                    <pic:cNvPr id="1346996737" name="Picture 1" descr="A computer screen shot of a program&#10;&#10;AI-generated content may be incorrect."/>
+                    <pic:cNvPicPr/>
+                  </pic:nvPicPr>
+                  <pic:blipFill>
+                    <a:blip r:embed="rId11"/>
+                    <a:stretch>
+                      <a:fillRect/>
+                    </a:stretch>
+                  </pic:blipFill>
+                  <pic:spPr>
+                    <a:xfrm>
+                      <a:off x="0" y="0"/>
+                      <a:ext cx="4673981" cy="2118772"/>
+                    </a:xfrm>
+                    <a:prstGeom prst="rect">
+                      <a:avLst/>
+                    </a:prstGeom>
+                  </pic:spPr>
+                </pic:pic>
+              </a:graphicData>
+            </a:graphic>
+          </wp:inline>
+        </w:drawing>
+      </w:r>
+    </w:p>
+    <w:p>
+      <w:pPr>
+        <w:rPr>
+          <w:lang w:val="es-CO"/>
+        </w:rPr>
+      </w:pPr>
+      <w:r>
+        <w:t xml:space="preserve">Sistema de </w:t>
+      </w:r>
+      <w:proofErr w:type="spellStart"/>
+      <w:r>
+        <w:t>recomendaci</w:t>
+      </w:r>
+      <w:r>
+        <w:rPr>
+          <w:lang w:val="es-CO"/>
+        </w:rPr>
+        <w:t>ón</w:t>
+      </w:r>
+      <w:proofErr w:type="spellEnd"/>
+      <w:r>
+        <w:rPr>
+          <w:lang w:val="es-CO"/>
+        </w:rPr>
+        <w:t>:</w:t>
+      </w:r>
+    </w:p>
+    <w:p>
+      <w:pPr>
+        <w:rPr>
+          <w:lang w:val="es-CO"/>
+        </w:rPr>
+      </w:pPr>
+      <w:r>
+        <w:rPr>
+          <w:lang w:val="es-CO"/>
+        </w:rPr>
+        <w:lastRenderedPageBreak/>
+        <w:drawing>
+          <wp:inline distT="0" distB="0" distL="0" distR="0" wp14:anchorId="6434D035" wp14:editId="440131D2">
+            <wp:extent cx="5943600" cy="3917950"/>
+            <wp:effectExtent l="0" t="0" r="0" b="6350"/>
+            <wp:docPr id="1051114098" name="Picture 1" descr="A screenshot of a computer&#10;&#10;AI-generated content may be incorrect."/>
+            <wp:cNvGraphicFramePr>
+              <a:graphicFrameLocks xmlns:a="http://schemas.openxmlformats.org/drawingml/2006/main" noChangeAspect="1"/>
+            </wp:cNvGraphicFramePr>
+            <a:graphic xmlns:a="http://schemas.openxmlformats.org/drawingml/2006/main">
+              <a:graphicData uri="http://schemas.openxmlformats.org/drawingml/2006/picture">
+                <pic:pic xmlns:pic="http://schemas.openxmlformats.org/drawingml/2006/picture">
+                  <pic:nvPicPr>
+                    <pic:cNvPr id="1051114098" name="Picture 1" descr="A screenshot of a computer&#10;&#10;AI-generated content may be incorrect."/>
+                    <pic:cNvPicPr/>
+                  </pic:nvPicPr>
+                  <pic:blipFill>
+                    <a:blip r:embed="rId12"/>
+                    <a:stretch>
+                      <a:fillRect/>
+                    </a:stretch>
+                  </pic:blipFill>
+                  <pic:spPr>
+                    <a:xfrm>
+                      <a:off x="0" y="0"/>
+                      <a:ext cx="5943600" cy="3917950"/>
+                    </a:xfrm>
+                    <a:prstGeom prst="rect">
+                      <a:avLst/>
+                    </a:prstGeom>
+                  </pic:spPr>
+                </pic:pic>
+              </a:graphicData>
+            </a:graphic>
+          </wp:inline>
+        </w:drawing>
       </w:r>
     </w:p>
     <w:sectPr>
